--- a/Templates/reso_pd.docx
+++ b/Templates/reso_pd.docx
@@ -686,7 +686,6 @@
         <w:jc w:val="both"/>
         <w:rPr>
           <w:rFonts w:ascii="Bookman Old Style" w:hAnsi="Bookman Old Style"/>
-          <w:bCs/>
           <w:i/>
           <w:iCs/>
           <w:color w:val="000000" w:themeColor="text1"/>
@@ -697,7 +696,6 @@
       <w:r>
         <w:rPr>
           <w:rFonts w:ascii="Bookman Old Style" w:hAnsi="Bookman Old Style"/>
-          <w:bCs/>
           <w:i/>
           <w:iCs/>
           <w:color w:val="000000" w:themeColor="text1"/>
@@ -712,6 +710,8 @@
         <w:ind w:left="720" w:right="720" w:firstLine="720"/>
         <w:jc w:val="both"/>
         <w:rPr>
+          <w:b/>
+          <w:bCs/>
           <w:sz w:val="24"/>
           <w:lang w:val="en-PH" w:eastAsia="en-PH"/>
         </w:rPr>
